--- a/assets/downloads/simulation-6/instructions-for-sp-anaphylaxis.docx
+++ b/assets/downloads/simulation-6/instructions-for-sp-anaphylaxis.docx
@@ -2480,6 +2480,54 @@
     </w:p>
     <w:p>
       <w:pPr>
+        <w:keepNext/>
+        <w:spacing w:line="480" w:lineRule="auto"/>
+        <w:jc w:val="center"/>
+        <w:rPr>
+          <w:rFonts w:ascii="Times New Roman" w:hAnsi="Times New Roman" w:cs="Times New Roman"/>
+          <w:b/>
+          <w:bCs/>
+          <w:color w:val="000000"/>
+        </w:rPr>
+      </w:pPr>
+      <w:r>
+        <w:drawing>
+          <wp:inline xmlns:a="http://schemas.openxmlformats.org/drawingml/2006/main" xmlns:pic="http://schemas.openxmlformats.org/drawingml/2006/picture">
+            <wp:extent cx="5943600" cy="3962400"/>
+            <wp:docPr id="1" name="Picture 1" descr="FIGURE 6.1"/>
+            <wp:cNvGraphicFramePr>
+              <a:graphicFrameLocks noChangeAspect="1"/>
+            </wp:cNvGraphicFramePr>
+            <a:graphic>
+              <a:graphicData uri="http://schemas.openxmlformats.org/drawingml/2006/picture">
+                <pic:pic>
+                  <pic:nvPicPr>
+                    <pic:cNvPr id="0" name="2223501435.jpg"/>
+                    <pic:cNvPicPr/>
+                  </pic:nvPicPr>
+                  <pic:blipFill>
+                    <a:blip r:embed="rId10"/>
+                    <a:stretch>
+                      <a:fillRect/>
+                    </a:stretch>
+                  </pic:blipFill>
+                  <pic:spPr>
+                    <a:xfrm>
+                      <a:off x="0" y="0"/>
+                      <a:ext cx="5943600" cy="3962400"/>
+                    </a:xfrm>
+                    <a:prstGeom prst="rect"/>
+                  </pic:spPr>
+                </pic:pic>
+              </a:graphicData>
+            </a:graphic>
+          </wp:inline>
+        </w:drawing>
+      </w:r>
+    </w:p>
+    <w:p>
+      <w:pPr>
+        <w:keepNext/>
         <w:spacing w:line="480" w:lineRule="auto"/>
         <w:rPr>
           <w:rFonts w:ascii="Times New Roman" w:hAnsi="Times New Roman" w:cs="Times New Roman"/>
@@ -2549,6 +2597,54 @@
     </w:p>
     <w:p>
       <w:pPr>
+        <w:keepNext/>
+        <w:spacing w:line="480" w:lineRule="auto"/>
+        <w:jc w:val="center"/>
+        <w:rPr>
+          <w:rFonts w:ascii="Times New Roman" w:hAnsi="Times New Roman" w:cs="Times New Roman"/>
+          <w:b/>
+          <w:bCs/>
+          <w:color w:val="000000"/>
+        </w:rPr>
+      </w:pPr>
+      <w:r>
+        <w:drawing>
+          <wp:inline xmlns:a="http://schemas.openxmlformats.org/drawingml/2006/main" xmlns:pic="http://schemas.openxmlformats.org/drawingml/2006/picture">
+            <wp:extent cx="5943600" cy="3962400"/>
+            <wp:docPr id="2" name="Picture 2" descr="Figure 6.2"/>
+            <wp:cNvGraphicFramePr>
+              <a:graphicFrameLocks noChangeAspect="1"/>
+            </wp:cNvGraphicFramePr>
+            <a:graphic>
+              <a:graphicData uri="http://schemas.openxmlformats.org/drawingml/2006/picture">
+                <pic:pic>
+                  <pic:nvPicPr>
+                    <pic:cNvPr id="0" name="1248247549.jpg"/>
+                    <pic:cNvPicPr/>
+                  </pic:nvPicPr>
+                  <pic:blipFill>
+                    <a:blip r:embed="rId11"/>
+                    <a:stretch>
+                      <a:fillRect/>
+                    </a:stretch>
+                  </pic:blipFill>
+                  <pic:spPr>
+                    <a:xfrm>
+                      <a:off x="0" y="0"/>
+                      <a:ext cx="5943600" cy="3962400"/>
+                    </a:xfrm>
+                    <a:prstGeom prst="rect"/>
+                  </pic:spPr>
+                </pic:pic>
+              </a:graphicData>
+            </a:graphic>
+          </wp:inline>
+        </w:drawing>
+      </w:r>
+    </w:p>
+    <w:p>
+      <w:pPr>
+        <w:keepNext/>
         <w:spacing w:line="480" w:lineRule="auto"/>
         <w:rPr>
           <w:rFonts w:ascii="Times New Roman" w:hAnsi="Times New Roman" w:cs="Times New Roman"/>
@@ -2598,6 +2694,54 @@
     </w:p>
     <w:p>
       <w:pPr>
+        <w:keepNext/>
+        <w:spacing w:line="480" w:lineRule="auto"/>
+        <w:jc w:val="center"/>
+        <w:rPr>
+          <w:rFonts w:ascii="Times New Roman" w:hAnsi="Times New Roman" w:cs="Times New Roman"/>
+          <w:b/>
+          <w:bCs/>
+          <w:color w:val="000000"/>
+        </w:rPr>
+      </w:pPr>
+      <w:r>
+        <w:drawing>
+          <wp:inline xmlns:a="http://schemas.openxmlformats.org/drawingml/2006/main" xmlns:pic="http://schemas.openxmlformats.org/drawingml/2006/picture">
+            <wp:extent cx="5943600" cy="3962400"/>
+            <wp:docPr id="3" name="Picture 3" descr="FIGURE 6.3"/>
+            <wp:cNvGraphicFramePr>
+              <a:graphicFrameLocks noChangeAspect="1"/>
+            </wp:cNvGraphicFramePr>
+            <a:graphic>
+              <a:graphicData uri="http://schemas.openxmlformats.org/drawingml/2006/picture">
+                <pic:pic>
+                  <pic:nvPicPr>
+                    <pic:cNvPr id="0" name="1149219360.jpg"/>
+                    <pic:cNvPicPr/>
+                  </pic:nvPicPr>
+                  <pic:blipFill>
+                    <a:blip r:embed="rId12"/>
+                    <a:stretch>
+                      <a:fillRect/>
+                    </a:stretch>
+                  </pic:blipFill>
+                  <pic:spPr>
+                    <a:xfrm>
+                      <a:off x="0" y="0"/>
+                      <a:ext cx="5943600" cy="3962400"/>
+                    </a:xfrm>
+                    <a:prstGeom prst="rect"/>
+                  </pic:spPr>
+                </pic:pic>
+              </a:graphicData>
+            </a:graphic>
+          </wp:inline>
+        </w:drawing>
+      </w:r>
+    </w:p>
+    <w:p>
+      <w:pPr>
+        <w:keepNext/>
         <w:spacing w:line="480" w:lineRule="auto"/>
         <w:rPr>
           <w:rFonts w:ascii="Times New Roman" w:hAnsi="Times New Roman" w:cs="Times New Roman"/>
@@ -2647,6 +2791,54 @@
     </w:p>
     <w:p>
       <w:pPr>
+        <w:keepNext/>
+        <w:spacing w:line="480" w:lineRule="auto"/>
+        <w:jc w:val="center"/>
+        <w:rPr>
+          <w:rFonts w:ascii="Times New Roman" w:hAnsi="Times New Roman" w:cs="Times New Roman"/>
+          <w:b/>
+          <w:bCs/>
+          <w:color w:val="000000"/>
+        </w:rPr>
+      </w:pPr>
+      <w:r>
+        <w:drawing>
+          <wp:inline xmlns:a="http://schemas.openxmlformats.org/drawingml/2006/main" xmlns:pic="http://schemas.openxmlformats.org/drawingml/2006/picture">
+            <wp:extent cx="3645408" cy="5486400"/>
+            <wp:docPr id="4" name="Picture 4" descr="FIGURE 6.4"/>
+            <wp:cNvGraphicFramePr>
+              <a:graphicFrameLocks noChangeAspect="1"/>
+            </wp:cNvGraphicFramePr>
+            <a:graphic>
+              <a:graphicData uri="http://schemas.openxmlformats.org/drawingml/2006/picture">
+                <pic:pic>
+                  <pic:nvPicPr>
+                    <pic:cNvPr id="0" name="1125503.jpg"/>
+                    <pic:cNvPicPr/>
+                  </pic:nvPicPr>
+                  <pic:blipFill>
+                    <a:blip r:embed="rId13"/>
+                    <a:stretch>
+                      <a:fillRect/>
+                    </a:stretch>
+                  </pic:blipFill>
+                  <pic:spPr>
+                    <a:xfrm>
+                      <a:off x="0" y="0"/>
+                      <a:ext cx="3645408" cy="5486400"/>
+                    </a:xfrm>
+                    <a:prstGeom prst="rect"/>
+                  </pic:spPr>
+                </pic:pic>
+              </a:graphicData>
+            </a:graphic>
+          </wp:inline>
+        </w:drawing>
+      </w:r>
+    </w:p>
+    <w:p>
+      <w:pPr>
+        <w:keepNext/>
         <w:spacing w:line="480" w:lineRule="auto"/>
         <w:rPr>
           <w:rFonts w:ascii="Times New Roman" w:hAnsi="Times New Roman" w:cs="Times New Roman"/>
@@ -5304,7 +5496,7 @@
       </w:r>
     </w:p>
     <w:sectPr>
-      <w:footerReference w:type="default" r:id="rId10"/>
+      <w:footerReference w:type="default" r:id="rId14"/>
       <w:pgSz w:w="12240" w:h="15840"/>
       <w:pgMar w:top="1440" w:right="1440" w:bottom="1440" w:left="1440" w:header="706" w:footer="706" w:gutter="0"/>
       <w:cols w:space="720"/>
